--- a/MATLAB/Exp4.docx
+++ b/MATLAB/Exp4.docx
@@ -1898,6 +1898,49 @@
     </w:p>
     <w:p>
       <w:r>
+        <w:drawing>
+          <wp:inline distT="0" distB="0" distL="0" distR="0" wp14:anchorId="0AE19272" wp14:editId="1033905F">
+            <wp:extent cx="3787140" cy="3295650"/>
+            <wp:effectExtent l="0" t="0" r="3810" b="0"/>
+            <wp:docPr id="1718210794" name="Picture 1" descr="The image displays a time-series graph with multiple amplitude values representing a signal's journey through various stages, including transmission, mixing, filtering, and recovery.&#10;&#10;AI-generated content may be incorrect."/>
+            <wp:cNvGraphicFramePr>
+              <a:graphicFrameLocks xmlns:a="http://schemas.openxmlformats.org/drawingml/2006/main" noChangeAspect="1"/>
+            </wp:cNvGraphicFramePr>
+            <a:graphic xmlns:a="http://schemas.openxmlformats.org/drawingml/2006/main">
+              <a:graphicData uri="http://schemas.openxmlformats.org/drawingml/2006/picture">
+                <pic:pic xmlns:pic="http://schemas.openxmlformats.org/drawingml/2006/picture">
+                  <pic:nvPicPr>
+                    <pic:cNvPr id="1718210794" name="Picture 1" descr="The image displays a time-series graph with multiple amplitude values representing a signal's journey through various stages, including transmission, mixing, filtering, and recovery.&#10;&#10;AI-generated content may be incorrect."/>
+                    <pic:cNvPicPr/>
+                  </pic:nvPicPr>
+                  <pic:blipFill>
+                    <a:blip r:embed="rId4"/>
+                    <a:stretch>
+                      <a:fillRect/>
+                    </a:stretch>
+                  </pic:blipFill>
+                  <pic:spPr>
+                    <a:xfrm>
+                      <a:off x="0" y="0"/>
+                      <a:ext cx="3787469" cy="3295936"/>
+                    </a:xfrm>
+                    <a:prstGeom prst="rect">
+                      <a:avLst/>
+                    </a:prstGeom>
+                  </pic:spPr>
+                </pic:pic>
+              </a:graphicData>
+            </a:graphic>
+          </wp:inline>
+        </w:drawing>
+      </w:r>
+    </w:p>
+    <w:p>
+      <w:r>
+        <w:rPr>
+          <w:noProof/>
+        </w:rPr>
+        <w:lastRenderedPageBreak/>
         <w:drawing>
           <wp:inline distT="0" distB="0" distL="0" distR="0" wp14:anchorId="37707CBB" wp14:editId="4ABB1A42">
             <wp:extent cx="5731510" cy="3571875"/>
@@ -1916,7 +1959,7 @@
                     </pic:cNvPicPr>
                   </pic:nvPicPr>
                   <pic:blipFill>
-                    <a:blip r:embed="rId4" cstate="print">
+                    <a:blip r:embed="rId5" cstate="print">
                       <a:extLst>
                         <a:ext uri="{28A0092B-C50C-407E-A947-70E740481C1C}">
                           <a14:useLocalDpi xmlns:a14="http://schemas.microsoft.com/office/drawing/2010/main" val="0"/>
@@ -2562,6 +2605,7 @@
   <w:style w:type="character" w:default="1" w:styleId="DefaultParagraphFont">
     <w:name w:val="Default Paragraph Font"/>
     <w:uiPriority w:val="1"/>
+    <w:semiHidden/>
     <w:unhideWhenUsed/>
   </w:style>
   <w:style w:type="table" w:default="1" w:styleId="TableNormal">
